--- a/resources/loa-se-reserved-template.docx
+++ b/resources/loa-se-reserved-template.docx
@@ -152,7 +152,7 @@
           <w:u w:val="none"/>
           <w:rFonts w:ascii="Times New Roman" w:hAnsi="Times New Roman" w:cs="Times New Roman"/>
         </w:rPr>
-        <w:t>/SE/{{Zone Abbr}}/CMC/{{Financial year}}</w:t>
+        <w:t>{{Item No}}/SE/{{Zone Abbr}}/CMC/{{Financial year}}</w:t>
       </w:r>
       <w:r>
         <w:rPr>
@@ -277,11 +277,11 @@
     <w:p>
       <w:pPr>
         <w:tabs>
-          <w:tab w:pos="3600" w:val="left"/>
-          <w:tab w:pos="4032" w:val="left"/>
+          <w:tab w:pos="4680" w:val="left"/>
+          <w:tab w:pos="5112" w:val="left"/>
         </w:tabs>
         <w:spacing w:after="0"/>
-        <w:ind w:left="1728"/>
+        <w:ind w:left="2808"/>
       </w:pPr>
       <w:r>
         <w:rPr>
@@ -316,11 +316,11 @@
     <w:p>
       <w:pPr>
         <w:tabs>
-          <w:tab w:pos="3600" w:val="left"/>
-          <w:tab w:pos="4032" w:val="left"/>
+          <w:tab w:pos="4680" w:val="left"/>
+          <w:tab w:pos="5112" w:val="left"/>
         </w:tabs>
         <w:spacing w:after="0"/>
-        <w:ind w:left="1728"/>
+        <w:ind w:left="2808"/>
       </w:pPr>
       <w:r>
         <w:rPr>
@@ -355,11 +355,11 @@
     <w:p>
       <w:pPr>
         <w:tabs>
-          <w:tab w:pos="3600" w:val="left"/>
-          <w:tab w:pos="4032" w:val="left"/>
+          <w:tab w:pos="4680" w:val="left"/>
+          <w:tab w:pos="5112" w:val="left"/>
         </w:tabs>
         <w:spacing w:after="0"/>
-        <w:ind w:left="1728"/>
+        <w:ind w:left="2808"/>
       </w:pPr>
       <w:r>
         <w:rPr>
@@ -394,11 +394,11 @@
     <w:p>
       <w:pPr>
         <w:tabs>
-          <w:tab w:pos="3600" w:val="left"/>
-          <w:tab w:pos="4032" w:val="left"/>
+          <w:tab w:pos="4680" w:val="left"/>
+          <w:tab w:pos="5112" w:val="left"/>
         </w:tabs>
         <w:spacing w:after="0"/>
-        <w:ind w:left="1728"/>
+        <w:ind w:left="2808"/>
       </w:pPr>
       <w:r>
         <w:rPr>
@@ -433,11 +433,11 @@
     <w:p>
       <w:pPr>
         <w:tabs>
-          <w:tab w:pos="3600" w:val="left"/>
-          <w:tab w:pos="4032" w:val="left"/>
+          <w:tab w:pos="4680" w:val="left"/>
+          <w:tab w:pos="5112" w:val="left"/>
         </w:tabs>
         <w:spacing w:after="60"/>
-        <w:ind w:left="1728"/>
+        <w:ind w:left="2808"/>
       </w:pPr>
       <w:r>
         <w:rPr>

--- a/resources/loa-se-reserved-template.docx
+++ b/resources/loa-se-reserved-template.docx
@@ -129,42 +129,70 @@
         <w:t>Ph: {{agency phone number}}</w:t>
       </w:r>
     </w:p>
-    <w:p>
-      <w:pPr>
-        <w:tabs>
-          <w:tab w:pos="8496" w:val="right"/>
-        </w:tabs>
-        <w:spacing w:after="0"/>
-      </w:pPr>
-      <w:r>
-        <w:rPr>
-          <w:b/>
-          <w:i w:val="0"/>
-          <w:u w:val="none"/>
-          <w:rFonts w:ascii="Times New Roman" w:hAnsi="Times New Roman" w:cs="Times New Roman"/>
-        </w:rPr>
-        <w:t xml:space="preserve">LOA  Letter No.    </w:t>
-      </w:r>
-      <w:r>
-        <w:rPr>
-          <w:b/>
-          <w:i w:val="0"/>
-          <w:u w:val="none"/>
-          <w:rFonts w:ascii="Times New Roman" w:hAnsi="Times New Roman" w:cs="Times New Roman"/>
-        </w:rPr>
-        <w:t>{{Item No}}/SE/{{Zone Abbr}}/CMC/{{Financial year}}</w:t>
-      </w:r>
-      <w:r>
-        <w:rPr>
-          <w:b/>
-          <w:i w:val="0"/>
-          <w:u w:val="none"/>
-          <w:rFonts w:ascii="Times New Roman" w:hAnsi="Times New Roman" w:cs="Times New Roman"/>
-        </w:rPr>
-        <w:tab/>
-        <w:t>Date:  {{LOA Date}}</w:t>
-      </w:r>
-    </w:p>
+    <w:tbl>
+      <w:tblPr>
+        <w:tblW w:type="auto" w:w="0"/>
+        <w:tblLayout w:type="fixed"/>
+        <w:tblLook w:firstColumn="1" w:firstRow="1" w:lastColumn="0" w:lastRow="0" w:noHBand="0" w:noVBand="1" w:val="04A0"/>
+        <w:tblBorders>
+          <w:top w:val="none" w:sz="0" w:space="0" w:color="auto"/>
+          <w:left w:val="none" w:sz="0" w:space="0" w:color="auto"/>
+          <w:bottom w:val="none" w:sz="0" w:space="0" w:color="auto"/>
+          <w:right w:val="none" w:sz="0" w:space="0" w:color="auto"/>
+          <w:insideH w:val="none" w:sz="0" w:space="0" w:color="auto"/>
+          <w:insideV w:val="none" w:sz="0" w:space="0" w:color="auto"/>
+        </w:tblBorders>
+        <w:tblCellMar>
+          <w:top w:w="0" w:type="dxa"/>
+          <w:left w:w="0" w:type="dxa"/>
+          <w:bottom w:w="0" w:type="dxa"/>
+          <w:right w:w="0" w:type="dxa"/>
+        </w:tblCellMar>
+      </w:tblPr>
+      <w:tblGrid>
+        <w:gridCol w:w="7200"/>
+        <w:gridCol w:w="2592"/>
+      </w:tblGrid>
+      <w:tr>
+        <w:tc>
+          <w:tcPr>
+            <w:tcW w:type="dxa" w:w="7200"/>
+          </w:tcPr>
+          <w:p>
+            <w:pPr>
+              <w:spacing w:after="0" w:before="0"/>
+            </w:pPr>
+            <w:r>
+              <w:rPr>
+                <w:rFonts w:ascii="Times New Roman" w:hAnsi="Times New Roman"/>
+                <w:b/>
+                <w:sz w:val="22"/>
+              </w:rPr>
+              <w:t>LOA  Letter No.    {{Item No}}/SE/{{Zone Abbr}}/CMC/{{Financial year}}</w:t>
+            </w:r>
+          </w:p>
+        </w:tc>
+        <w:tc>
+          <w:tcPr>
+            <w:tcW w:type="dxa" w:w="2592"/>
+          </w:tcPr>
+          <w:p>
+            <w:pPr>
+              <w:spacing w:after="0" w:before="0"/>
+              <w:jc w:val="right"/>
+            </w:pPr>
+            <w:r>
+              <w:rPr>
+                <w:rFonts w:ascii="Times New Roman" w:hAnsi="Times New Roman"/>
+                <w:b/>
+                <w:sz w:val="22"/>
+              </w:rPr>
+              <w:t>Date:  {{LOA Date}}</w:t>
+            </w:r>
+          </w:p>
+        </w:tc>
+      </w:tr>
+    </w:tbl>
     <w:p>
       <w:pPr>
         <w:spacing w:before="0" w:after="60" w:line="240" w:lineRule="auto"/>
@@ -179,86 +207,206 @@
         <w:t>Gentleman,</w:t>
       </w:r>
     </w:p>
-    <w:p>
-      <w:pPr>
-        <w:tabs>
-          <w:tab w:pos="504" w:val="left"/>
-        </w:tabs>
-        <w:spacing w:before="0" w:after="60" w:line="240" w:lineRule="auto"/>
-        <w:ind w:left="1440" w:hanging="1008"/>
-        <w:jc w:val="both"/>
-      </w:pPr>
-      <w:r>
-        <w:rPr>
-          <w:b/>
-          <w:i w:val="0"/>
-          <w:u w:val="none"/>
-          <w:rFonts w:ascii="Times New Roman" w:hAnsi="Times New Roman" w:cs="Times New Roman"/>
-        </w:rPr>
-        <w:t>Sub: -</w:t>
-      </w:r>
-      <w:r>
-        <w:rPr>
-          <w:b w:val="0"/>
-          <w:i w:val="0"/>
-          <w:u w:val="none"/>
-          <w:rFonts w:ascii="Times New Roman" w:hAnsi="Times New Roman" w:cs="Times New Roman"/>
-        </w:rPr>
-        <w:tab/>
-        <w:t>CMC – SE-(M) – {{Zone Abbr}} – “{{Name of the work}}” {{Reserved Tag}}- Intimation Letter issued – Reg.</w:t>
-      </w:r>
-    </w:p>
-    <w:p>
-      <w:pPr>
-        <w:tabs>
-          <w:tab w:pos="504" w:val="left"/>
-        </w:tabs>
-        <w:spacing w:before="0" w:after="0" w:line="240" w:lineRule="auto"/>
-        <w:ind w:left="1440" w:hanging="1008"/>
-      </w:pPr>
-      <w:r>
-        <w:rPr>
-          <w:b/>
-          <w:i w:val="0"/>
-          <w:u w:val="none"/>
-          <w:rFonts w:ascii="Times New Roman" w:hAnsi="Times New Roman" w:cs="Times New Roman"/>
-        </w:rPr>
-        <w:t>Ref: -</w:t>
-      </w:r>
-      <w:r>
-        <w:rPr>
-          <w:b w:val="0"/>
-          <w:i w:val="0"/>
-          <w:u w:val="none"/>
-          <w:rFonts w:ascii="Times New Roman" w:hAnsi="Times New Roman" w:cs="Times New Roman"/>
-        </w:rPr>
-        <w:tab/>
-        <w:t>1)</w:t>
-        <w:tab/>
-        <w:t>NIT No. {{Nit No}} (Item No.{{Item No}}), Date: {{Nit Date}}. Tender ID:{{Tender ID}}</w:t>
-      </w:r>
-    </w:p>
-    <w:p>
-      <w:pPr>
-        <w:tabs>
-          <w:tab w:pos="1008" w:val="left"/>
-        </w:tabs>
-        <w:spacing w:before="0" w:after="20" w:line="240" w:lineRule="auto"/>
-        <w:ind w:left="1440"/>
-      </w:pPr>
-      <w:r>
-        <w:rPr>
-          <w:b w:val="0"/>
-          <w:i w:val="0"/>
-          <w:u w:val="none"/>
-          <w:rFonts w:ascii="Times New Roman" w:hAnsi="Times New Roman" w:cs="Times New Roman"/>
-        </w:rPr>
-        <w:tab/>
-        <w:t>2)</w:t>
-        <w:tab/>
-        <w:t>Price bid opened on dated: {{Price Bid opening date}}</w:t>
-      </w:r>
-    </w:p>
+    <w:tbl>
+      <w:tblPr>
+        <w:tblW w:type="auto" w:w="0"/>
+        <w:tblLayout w:type="fixed"/>
+        <w:tblLook w:firstColumn="1" w:firstRow="1" w:lastColumn="0" w:lastRow="0" w:noHBand="0" w:noVBand="1" w:val="04A0"/>
+        <w:tblBorders>
+          <w:top w:val="none" w:sz="0" w:space="0" w:color="auto"/>
+          <w:left w:val="none" w:sz="0" w:space="0" w:color="auto"/>
+          <w:bottom w:val="none" w:sz="0" w:space="0" w:color="auto"/>
+          <w:right w:val="none" w:sz="0" w:space="0" w:color="auto"/>
+          <w:insideH w:val="none" w:sz="0" w:space="0" w:color="auto"/>
+          <w:insideV w:val="none" w:sz="0" w:space="0" w:color="auto"/>
+        </w:tblBorders>
+        <w:tblCellMar>
+          <w:top w:w="0" w:type="dxa"/>
+          <w:left w:w="0" w:type="dxa"/>
+          <w:bottom w:w="0" w:type="dxa"/>
+          <w:right w:w="0" w:type="dxa"/>
+        </w:tblCellMar>
+      </w:tblPr>
+      <w:tblGrid>
+        <w:gridCol w:w="1008"/>
+        <w:gridCol w:w="8784"/>
+      </w:tblGrid>
+      <w:tr>
+        <w:tc>
+          <w:tcPr>
+            <w:tcW w:type="dxa" w:w="1008"/>
+          </w:tcPr>
+          <w:p>
+            <w:pPr>
+              <w:spacing w:after="0" w:before="0"/>
+            </w:pPr>
+            <w:r>
+              <w:rPr>
+                <w:rFonts w:ascii="Times New Roman" w:hAnsi="Times New Roman"/>
+                <w:b/>
+                <w:sz w:val="22"/>
+              </w:rPr>
+              <w:t>Sub: -</w:t>
+            </w:r>
+          </w:p>
+        </w:tc>
+        <w:tc>
+          <w:tcPr>
+            <w:tcW w:type="dxa" w:w="8784"/>
+          </w:tcPr>
+          <w:p>
+            <w:pPr>
+              <w:spacing w:after="0" w:before="0"/>
+            </w:pPr>
+            <w:r>
+              <w:rPr>
+                <w:rFonts w:ascii="Times New Roman" w:hAnsi="Times New Roman"/>
+                <w:b w:val="0"/>
+                <w:sz w:val="22"/>
+              </w:rPr>
+              <w:t>CMC – SE-(M) – {{Zone Abbr}} – “{{Name of the work}}” {{Reserved Tag}}- Intimation Letter issued – Reg.</w:t>
+            </w:r>
+          </w:p>
+        </w:tc>
+      </w:tr>
+    </w:tbl>
+    <w:tbl>
+      <w:tblPr>
+        <w:tblW w:type="auto" w:w="0"/>
+        <w:tblLayout w:type="fixed"/>
+        <w:tblLook w:firstColumn="1" w:firstRow="1" w:lastColumn="0" w:lastRow="0" w:noHBand="0" w:noVBand="1" w:val="04A0"/>
+        <w:tblBorders>
+          <w:top w:val="none" w:sz="0" w:space="0" w:color="auto"/>
+          <w:left w:val="none" w:sz="0" w:space="0" w:color="auto"/>
+          <w:bottom w:val="none" w:sz="0" w:space="0" w:color="auto"/>
+          <w:right w:val="none" w:sz="0" w:space="0" w:color="auto"/>
+          <w:insideH w:val="none" w:sz="0" w:space="0" w:color="auto"/>
+          <w:insideV w:val="none" w:sz="0" w:space="0" w:color="auto"/>
+        </w:tblBorders>
+        <w:tblCellMar>
+          <w:top w:w="0" w:type="dxa"/>
+          <w:left w:w="0" w:type="dxa"/>
+          <w:bottom w:w="0" w:type="dxa"/>
+          <w:right w:w="0" w:type="dxa"/>
+        </w:tblCellMar>
+      </w:tblPr>
+      <w:tblGrid>
+        <w:gridCol w:w="1008"/>
+        <w:gridCol w:w="504"/>
+        <w:gridCol w:w="8280"/>
+      </w:tblGrid>
+      <w:tr>
+        <w:tc>
+          <w:tcPr>
+            <w:tcW w:type="dxa" w:w="1008"/>
+          </w:tcPr>
+          <w:p>
+            <w:pPr>
+              <w:spacing w:after="0" w:before="0"/>
+            </w:pPr>
+            <w:r>
+              <w:rPr>
+                <w:rFonts w:ascii="Times New Roman" w:hAnsi="Times New Roman"/>
+                <w:b/>
+                <w:sz w:val="22"/>
+              </w:rPr>
+              <w:t>Ref: -</w:t>
+            </w:r>
+          </w:p>
+        </w:tc>
+        <w:tc>
+          <w:tcPr>
+            <w:tcW w:type="dxa" w:w="504"/>
+          </w:tcPr>
+          <w:p>
+            <w:pPr>
+              <w:spacing w:after="0" w:before="0"/>
+            </w:pPr>
+            <w:r>
+              <w:rPr>
+                <w:rFonts w:ascii="Times New Roman" w:hAnsi="Times New Roman"/>
+                <w:b w:val="0"/>
+                <w:sz w:val="22"/>
+              </w:rPr>
+              <w:t>1.</w:t>
+            </w:r>
+          </w:p>
+        </w:tc>
+        <w:tc>
+          <w:tcPr>
+            <w:tcW w:type="dxa" w:w="8280"/>
+          </w:tcPr>
+          <w:p>
+            <w:pPr>
+              <w:spacing w:after="0" w:before="0"/>
+            </w:pPr>
+            <w:r>
+              <w:rPr>
+                <w:rFonts w:ascii="Times New Roman" w:hAnsi="Times New Roman"/>
+                <w:b w:val="0"/>
+                <w:sz w:val="22"/>
+              </w:rPr>
+              <w:t>NIT No. {{Nit No}} (Item No.{{Item No}}), Date: {{Nit Date}}. Tender ID:{{Tender ID}}</w:t>
+            </w:r>
+          </w:p>
+        </w:tc>
+      </w:tr>
+      <w:tr>
+        <w:tc>
+          <w:tcPr>
+            <w:tcW w:type="dxa" w:w="1008"/>
+          </w:tcPr>
+          <w:p>
+            <w:pPr>
+              <w:spacing w:after="0" w:before="0"/>
+            </w:pPr>
+            <w:r>
+              <w:rPr>
+                <w:rFonts w:ascii="Times New Roman" w:hAnsi="Times New Roman"/>
+                <w:b w:val="0"/>
+                <w:sz w:val="22"/>
+              </w:rPr>
+            </w:r>
+          </w:p>
+        </w:tc>
+        <w:tc>
+          <w:tcPr>
+            <w:tcW w:type="dxa" w:w="504"/>
+          </w:tcPr>
+          <w:p>
+            <w:pPr>
+              <w:spacing w:after="0" w:before="0"/>
+            </w:pPr>
+            <w:r>
+              <w:rPr>
+                <w:rFonts w:ascii="Times New Roman" w:hAnsi="Times New Roman"/>
+                <w:b w:val="0"/>
+                <w:sz w:val="22"/>
+              </w:rPr>
+              <w:t>2)</w:t>
+            </w:r>
+          </w:p>
+        </w:tc>
+        <w:tc>
+          <w:tcPr>
+            <w:tcW w:type="dxa" w:w="8280"/>
+          </w:tcPr>
+          <w:p>
+            <w:pPr>
+              <w:spacing w:after="0" w:before="0"/>
+            </w:pPr>
+            <w:r>
+              <w:rPr>
+                <w:rFonts w:ascii="Times New Roman" w:hAnsi="Times New Roman"/>
+                <w:b w:val="0"/>
+                <w:sz w:val="22"/>
+              </w:rPr>
+              <w:t>Price bid opened on dated: {{Price Bid opening date}}</w:t>
+            </w:r>
+          </w:p>
+        </w:tc>
+      </w:tr>
+    </w:tbl>
     <w:p>
       <w:pPr>
         <w:spacing w:before="0" w:after="20" w:line="240" w:lineRule="auto"/>
@@ -274,201 +422,313 @@
         <w:t>*** ** ***</w:t>
       </w:r>
     </w:p>
-    <w:p>
-      <w:pPr>
-        <w:tabs>
-          <w:tab w:pos="4680" w:val="left"/>
-          <w:tab w:pos="5112" w:val="left"/>
-        </w:tabs>
-        <w:spacing w:after="0"/>
-        <w:ind w:left="2808"/>
-      </w:pPr>
-      <w:r>
-        <w:rPr>
-          <w:b w:val="0"/>
-          <w:i w:val="0"/>
-          <w:u w:val="none"/>
-          <w:rFonts w:ascii="Times New Roman" w:hAnsi="Times New Roman" w:cs="Times New Roman"/>
-        </w:rPr>
-        <w:t>Admin. Sanction Value</w:t>
-      </w:r>
-      <w:r>
-        <w:rPr>
-          <w:b w:val="0"/>
-          <w:i w:val="0"/>
-          <w:u w:val="none"/>
-          <w:rFonts w:ascii="Times New Roman" w:hAnsi="Times New Roman" w:cs="Times New Roman"/>
-        </w:rPr>
-        <w:tab/>
-        <w:t>:</w:t>
-        <w:tab/>
-      </w:r>
-      <w:r>
-        <w:rPr>
-          <w:b w:val="0"/>
-          <w:i w:val="0"/>
-          <w:u w:val="none"/>
-          <w:rFonts w:ascii="Times New Roman" w:hAnsi="Times New Roman" w:cs="Times New Roman"/>
-        </w:rPr>
-        <w:t>Rs.{{Admin Sanction Value}}</w:t>
-      </w:r>
-    </w:p>
-    <w:p>
-      <w:pPr>
-        <w:tabs>
-          <w:tab w:pos="4680" w:val="left"/>
-          <w:tab w:pos="5112" w:val="left"/>
-        </w:tabs>
-        <w:spacing w:after="0"/>
-        <w:ind w:left="2808"/>
-      </w:pPr>
-      <w:r>
-        <w:rPr>
-          <w:b w:val="0"/>
-          <w:i w:val="0"/>
-          <w:u w:val="none"/>
-          <w:rFonts w:ascii="Times New Roman" w:hAnsi="Times New Roman" w:cs="Times New Roman"/>
-        </w:rPr>
-        <w:t>Estimate Contract Value</w:t>
-      </w:r>
-      <w:r>
-        <w:rPr>
-          <w:b w:val="0"/>
-          <w:i w:val="0"/>
-          <w:u w:val="none"/>
-          <w:rFonts w:ascii="Times New Roman" w:hAnsi="Times New Roman" w:cs="Times New Roman"/>
-        </w:rPr>
-        <w:tab/>
-        <w:t>:</w:t>
-        <w:tab/>
-      </w:r>
-      <w:r>
-        <w:rPr>
-          <w:b w:val="0"/>
-          <w:i w:val="0"/>
-          <w:u w:val="none"/>
-          <w:rFonts w:ascii="Times New Roman" w:hAnsi="Times New Roman" w:cs="Times New Roman"/>
-        </w:rPr>
-        <w:t>Rs.{{ECV}}</w:t>
-      </w:r>
-    </w:p>
-    <w:p>
-      <w:pPr>
-        <w:tabs>
-          <w:tab w:pos="4680" w:val="left"/>
-          <w:tab w:pos="5112" w:val="left"/>
-        </w:tabs>
-        <w:spacing w:after="0"/>
-        <w:ind w:left="2808"/>
-      </w:pPr>
-      <w:r>
-        <w:rPr>
-          <w:b w:val="0"/>
-          <w:i w:val="0"/>
-          <w:u w:val="none"/>
-          <w:rFonts w:ascii="Times New Roman" w:hAnsi="Times New Roman" w:cs="Times New Roman"/>
-        </w:rPr>
-        <w:t>Tender Percentage</w:t>
-      </w:r>
-      <w:r>
-        <w:rPr>
-          <w:b w:val="0"/>
-          <w:i w:val="0"/>
-          <w:u w:val="none"/>
-          <w:rFonts w:ascii="Times New Roman" w:hAnsi="Times New Roman" w:cs="Times New Roman"/>
-        </w:rPr>
-        <w:tab/>
-        <w:t>:</w:t>
-        <w:tab/>
-      </w:r>
-      <w:r>
-        <w:rPr>
-          <w:b w:val="0"/>
-          <w:i w:val="0"/>
-          <w:u w:val="none"/>
-          <w:rFonts w:ascii="Times New Roman" w:hAnsi="Times New Roman" w:cs="Times New Roman"/>
-        </w:rPr>
-        <w:t>(-) {{Tender Percentage}} % Less</w:t>
-      </w:r>
-    </w:p>
-    <w:p>
-      <w:pPr>
-        <w:tabs>
-          <w:tab w:pos="4680" w:val="left"/>
-          <w:tab w:pos="5112" w:val="left"/>
-        </w:tabs>
-        <w:spacing w:after="0"/>
-        <w:ind w:left="2808"/>
-      </w:pPr>
-      <w:r>
-        <w:rPr>
-          <w:b w:val="0"/>
-          <w:i w:val="0"/>
-          <w:u w:val="none"/>
-          <w:rFonts w:ascii="Times New Roman" w:hAnsi="Times New Roman" w:cs="Times New Roman"/>
-        </w:rPr>
-        <w:t>Tender Contract Value</w:t>
-      </w:r>
-      <w:r>
-        <w:rPr>
-          <w:b w:val="0"/>
-          <w:i w:val="0"/>
-          <w:u w:val="none"/>
-          <w:rFonts w:ascii="Times New Roman" w:hAnsi="Times New Roman" w:cs="Times New Roman"/>
-        </w:rPr>
-        <w:tab/>
-        <w:t>:</w:t>
-        <w:tab/>
-      </w:r>
-      <w:r>
-        <w:rPr>
-          <w:b w:val="0"/>
-          <w:i w:val="0"/>
-          <w:u w:val="none"/>
-          <w:rFonts w:ascii="Times New Roman" w:hAnsi="Times New Roman" w:cs="Times New Roman"/>
-        </w:rPr>
-        <w:t>Rs.{{Contract Amount}}</w:t>
-      </w:r>
-    </w:p>
-    <w:p>
-      <w:pPr>
-        <w:tabs>
-          <w:tab w:pos="4680" w:val="left"/>
-          <w:tab w:pos="5112" w:val="left"/>
-        </w:tabs>
-        <w:spacing w:after="60"/>
-        <w:ind w:left="2808"/>
-      </w:pPr>
-      <w:r>
-        <w:rPr>
-          <w:b w:val="0"/>
-          <w:i w:val="0"/>
-          <w:u w:val="none"/>
-          <w:rFonts w:ascii="Times New Roman" w:hAnsi="Times New Roman" w:cs="Times New Roman"/>
-        </w:rPr>
-        <w:t>Period of Completion</w:t>
-      </w:r>
-      <w:r>
-        <w:rPr>
-          <w:b w:val="0"/>
-          <w:i w:val="0"/>
-          <w:u w:val="none"/>
-          <w:rFonts w:ascii="Times New Roman" w:hAnsi="Times New Roman" w:cs="Times New Roman"/>
-        </w:rPr>
-        <w:tab/>
-        <w:t>:</w:t>
-        <w:tab/>
-      </w:r>
-      <w:r>
-        <w:rPr>
-          <w:b w:val="0"/>
-          <w:i w:val="0"/>
-          <w:u w:val="none"/>
-          <w:rFonts w:ascii="Times New Roman" w:hAnsi="Times New Roman" w:cs="Times New Roman"/>
-        </w:rPr>
-        <w:t>{{Period of Completion}}</w:t>
-      </w:r>
-    </w:p>
+    <w:tbl>
+      <w:tblPr>
+        <w:tblW w:type="auto" w:w="0"/>
+        <w:tblLayout w:type="fixed"/>
+        <w:tblLook w:firstColumn="1" w:firstRow="1" w:lastColumn="0" w:lastRow="0" w:noHBand="0" w:noVBand="1" w:val="04A0"/>
+        <w:jc w:val="center"/>
+        <w:tblBorders>
+          <w:top w:val="none" w:sz="0" w:space="0" w:color="auto"/>
+          <w:left w:val="none" w:sz="0" w:space="0" w:color="auto"/>
+          <w:bottom w:val="none" w:sz="0" w:space="0" w:color="auto"/>
+          <w:right w:val="none" w:sz="0" w:space="0" w:color="auto"/>
+          <w:insideH w:val="none" w:sz="0" w:space="0" w:color="auto"/>
+          <w:insideV w:val="none" w:sz="0" w:space="0" w:color="auto"/>
+        </w:tblBorders>
+        <w:tblCellMar>
+          <w:top w:w="0" w:type="dxa"/>
+          <w:left w:w="0" w:type="dxa"/>
+          <w:bottom w:w="0" w:type="dxa"/>
+          <w:right w:w="0" w:type="dxa"/>
+        </w:tblCellMar>
+      </w:tblPr>
+      <w:tblGrid>
+        <w:gridCol w:w="3168"/>
+        <w:gridCol w:w="432"/>
+        <w:gridCol w:w="3312"/>
+      </w:tblGrid>
+      <w:tr>
+        <w:tc>
+          <w:tcPr>
+            <w:tcW w:type="dxa" w:w="3168"/>
+          </w:tcPr>
+          <w:p>
+            <w:pPr>
+              <w:spacing w:after="0" w:before="0"/>
+            </w:pPr>
+            <w:r>
+              <w:rPr>
+                <w:rFonts w:ascii="Times New Roman" w:hAnsi="Times New Roman"/>
+                <w:b w:val="0"/>
+                <w:sz w:val="22"/>
+              </w:rPr>
+              <w:t>Admin. Sanction Value</w:t>
+            </w:r>
+          </w:p>
+        </w:tc>
+        <w:tc>
+          <w:tcPr>
+            <w:tcW w:type="dxa" w:w="432"/>
+          </w:tcPr>
+          <w:p>
+            <w:pPr>
+              <w:spacing w:after="0" w:before="0"/>
+            </w:pPr>
+            <w:r>
+              <w:rPr>
+                <w:rFonts w:ascii="Times New Roman" w:hAnsi="Times New Roman"/>
+                <w:b w:val="0"/>
+                <w:sz w:val="22"/>
+              </w:rPr>
+              <w:t>:</w:t>
+            </w:r>
+          </w:p>
+        </w:tc>
+        <w:tc>
+          <w:tcPr>
+            <w:tcW w:type="dxa" w:w="3312"/>
+          </w:tcPr>
+          <w:p>
+            <w:pPr>
+              <w:spacing w:after="0" w:before="0"/>
+            </w:pPr>
+            <w:r>
+              <w:rPr>
+                <w:rFonts w:ascii="Times New Roman" w:hAnsi="Times New Roman"/>
+                <w:b w:val="0"/>
+                <w:sz w:val="22"/>
+              </w:rPr>
+              <w:t>Rs.{{Admin Sanction Value}}</w:t>
+            </w:r>
+          </w:p>
+        </w:tc>
+      </w:tr>
+      <w:tr>
+        <w:tc>
+          <w:tcPr>
+            <w:tcW w:type="dxa" w:w="3168"/>
+          </w:tcPr>
+          <w:p>
+            <w:pPr>
+              <w:spacing w:after="0" w:before="0"/>
+            </w:pPr>
+            <w:r>
+              <w:rPr>
+                <w:rFonts w:ascii="Times New Roman" w:hAnsi="Times New Roman"/>
+                <w:b w:val="0"/>
+                <w:sz w:val="22"/>
+              </w:rPr>
+              <w:t>Estimate Contract Value</w:t>
+            </w:r>
+          </w:p>
+        </w:tc>
+        <w:tc>
+          <w:tcPr>
+            <w:tcW w:type="dxa" w:w="432"/>
+          </w:tcPr>
+          <w:p>
+            <w:pPr>
+              <w:spacing w:after="0" w:before="0"/>
+            </w:pPr>
+            <w:r>
+              <w:rPr>
+                <w:rFonts w:ascii="Times New Roman" w:hAnsi="Times New Roman"/>
+                <w:b w:val="0"/>
+                <w:sz w:val="22"/>
+              </w:rPr>
+              <w:t>:</w:t>
+            </w:r>
+          </w:p>
+        </w:tc>
+        <w:tc>
+          <w:tcPr>
+            <w:tcW w:type="dxa" w:w="3312"/>
+          </w:tcPr>
+          <w:p>
+            <w:pPr>
+              <w:spacing w:after="0" w:before="0"/>
+            </w:pPr>
+            <w:r>
+              <w:rPr>
+                <w:rFonts w:ascii="Times New Roman" w:hAnsi="Times New Roman"/>
+                <w:b w:val="0"/>
+                <w:sz w:val="22"/>
+              </w:rPr>
+              <w:t>Rs.{{ECV}}</w:t>
+            </w:r>
+          </w:p>
+        </w:tc>
+      </w:tr>
+      <w:tr>
+        <w:tc>
+          <w:tcPr>
+            <w:tcW w:type="dxa" w:w="3168"/>
+          </w:tcPr>
+          <w:p>
+            <w:pPr>
+              <w:spacing w:after="0" w:before="0"/>
+            </w:pPr>
+            <w:r>
+              <w:rPr>
+                <w:rFonts w:ascii="Times New Roman" w:hAnsi="Times New Roman"/>
+                <w:b w:val="0"/>
+                <w:sz w:val="22"/>
+              </w:rPr>
+              <w:t>Tender Percentage</w:t>
+            </w:r>
+          </w:p>
+        </w:tc>
+        <w:tc>
+          <w:tcPr>
+            <w:tcW w:type="dxa" w:w="432"/>
+          </w:tcPr>
+          <w:p>
+            <w:pPr>
+              <w:spacing w:after="0" w:before="0"/>
+            </w:pPr>
+            <w:r>
+              <w:rPr>
+                <w:rFonts w:ascii="Times New Roman" w:hAnsi="Times New Roman"/>
+                <w:b w:val="0"/>
+                <w:sz w:val="22"/>
+              </w:rPr>
+              <w:t>:</w:t>
+            </w:r>
+          </w:p>
+        </w:tc>
+        <w:tc>
+          <w:tcPr>
+            <w:tcW w:type="dxa" w:w="3312"/>
+          </w:tcPr>
+          <w:p>
+            <w:pPr>
+              <w:spacing w:after="0" w:before="0"/>
+            </w:pPr>
+            <w:r>
+              <w:rPr>
+                <w:rFonts w:ascii="Times New Roman" w:hAnsi="Times New Roman"/>
+                <w:b w:val="0"/>
+                <w:sz w:val="22"/>
+              </w:rPr>
+              <w:t>(-) {{Tender Percentage}} % Less</w:t>
+            </w:r>
+          </w:p>
+        </w:tc>
+      </w:tr>
+      <w:tr>
+        <w:tc>
+          <w:tcPr>
+            <w:tcW w:type="dxa" w:w="3168"/>
+          </w:tcPr>
+          <w:p>
+            <w:pPr>
+              <w:spacing w:after="0" w:before="0"/>
+            </w:pPr>
+            <w:r>
+              <w:rPr>
+                <w:rFonts w:ascii="Times New Roman" w:hAnsi="Times New Roman"/>
+                <w:b w:val="0"/>
+                <w:sz w:val="22"/>
+              </w:rPr>
+              <w:t>Tender Contract Value</w:t>
+            </w:r>
+          </w:p>
+        </w:tc>
+        <w:tc>
+          <w:tcPr>
+            <w:tcW w:type="dxa" w:w="432"/>
+          </w:tcPr>
+          <w:p>
+            <w:pPr>
+              <w:spacing w:after="0" w:before="0"/>
+            </w:pPr>
+            <w:r>
+              <w:rPr>
+                <w:rFonts w:ascii="Times New Roman" w:hAnsi="Times New Roman"/>
+                <w:b w:val="0"/>
+                <w:sz w:val="22"/>
+              </w:rPr>
+              <w:t>:</w:t>
+            </w:r>
+          </w:p>
+        </w:tc>
+        <w:tc>
+          <w:tcPr>
+            <w:tcW w:type="dxa" w:w="3312"/>
+          </w:tcPr>
+          <w:p>
+            <w:pPr>
+              <w:spacing w:after="0" w:before="0"/>
+            </w:pPr>
+            <w:r>
+              <w:rPr>
+                <w:rFonts w:ascii="Times New Roman" w:hAnsi="Times New Roman"/>
+                <w:b w:val="0"/>
+                <w:sz w:val="22"/>
+              </w:rPr>
+              <w:t>Rs.{{Contract Amount}}</w:t>
+            </w:r>
+          </w:p>
+        </w:tc>
+      </w:tr>
+      <w:tr>
+        <w:tc>
+          <w:tcPr>
+            <w:tcW w:type="dxa" w:w="3168"/>
+          </w:tcPr>
+          <w:p>
+            <w:pPr>
+              <w:spacing w:after="0" w:before="0"/>
+            </w:pPr>
+            <w:r>
+              <w:rPr>
+                <w:rFonts w:ascii="Times New Roman" w:hAnsi="Times New Roman"/>
+                <w:b w:val="0"/>
+                <w:sz w:val="22"/>
+              </w:rPr>
+              <w:t>Period of Completion</w:t>
+            </w:r>
+          </w:p>
+        </w:tc>
+        <w:tc>
+          <w:tcPr>
+            <w:tcW w:type="dxa" w:w="432"/>
+          </w:tcPr>
+          <w:p>
+            <w:pPr>
+              <w:spacing w:after="0" w:before="0"/>
+            </w:pPr>
+            <w:r>
+              <w:rPr>
+                <w:rFonts w:ascii="Times New Roman" w:hAnsi="Times New Roman"/>
+                <w:b w:val="0"/>
+                <w:sz w:val="22"/>
+              </w:rPr>
+              <w:t>:</w:t>
+            </w:r>
+          </w:p>
+        </w:tc>
+        <w:tc>
+          <w:tcPr>
+            <w:tcW w:type="dxa" w:w="3312"/>
+          </w:tcPr>
+          <w:p>
+            <w:pPr>
+              <w:spacing w:after="0" w:before="0"/>
+            </w:pPr>
+            <w:r>
+              <w:rPr>
+                <w:rFonts w:ascii="Times New Roman" w:hAnsi="Times New Roman"/>
+                <w:b w:val="0"/>
+                <w:sz w:val="22"/>
+              </w:rPr>
+              <w:t>{{Period of Completion}}</w:t>
+            </w:r>
+          </w:p>
+        </w:tc>
+      </w:tr>
+    </w:tbl>
     <w:p>
       <w:pPr>
         <w:spacing w:before="0" w:after="60" w:line="240" w:lineRule="auto"/>
@@ -499,122 +759,183 @@
         <w:t>You are here by requested to attend personally in to this office within 7 (seven) days for concluding the agreement with the following documents as follows.</w:t>
       </w:r>
     </w:p>
-    <w:p>
-      <w:pPr>
-        <w:tabs>
-          <w:tab w:pos="1296" w:val="left"/>
-        </w:tabs>
-        <w:spacing w:before="0" w:after="20" w:line="240" w:lineRule="auto"/>
-        <w:ind w:left="1296" w:hanging="576"/>
-        <w:jc w:val="both"/>
-      </w:pPr>
-      <w:r>
-        <w:rPr>
-          <w:b w:val="0"/>
-          <w:i w:val="0"/>
-          <w:u w:val="none"/>
-          <w:rFonts w:ascii="Times New Roman" w:hAnsi="Times New Roman" w:cs="Times New Roman"/>
-        </w:rPr>
-        <w:t>(i)</w:t>
-      </w:r>
-      <w:r>
-        <w:rPr>
-          <w:b w:val="0"/>
-          <w:i w:val="0"/>
-          <w:u w:val="none"/>
-          <w:rFonts w:ascii="Times New Roman" w:hAnsi="Times New Roman" w:cs="Times New Roman"/>
-        </w:rPr>
-        <w:tab/>
-        <w:t>e-Corpus Fund for Rs.{{E-Corpus}}/- in favour of Managing Director, TSTS, Hyd online payment receipt should submit at the time of entering the Agreement. Non-Judicial stamp paper worth of Rs.100/- and produce the original certificates of the uploaded documents for verification.</w:t>
-      </w:r>
-    </w:p>
-    <w:p>
-      <w:pPr>
-        <w:tabs>
-          <w:tab w:pos="1296" w:val="left"/>
-        </w:tabs>
-        <w:spacing w:before="0" w:after="20" w:line="240" w:lineRule="auto"/>
-        <w:ind w:left="1296" w:hanging="576"/>
-        <w:jc w:val="both"/>
-      </w:pPr>
-      <w:r>
-        <w:rPr>
-          <w:b w:val="0"/>
-          <w:i w:val="0"/>
-          <w:u w:val="none"/>
-          <w:rFonts w:ascii="Times New Roman" w:hAnsi="Times New Roman" w:cs="Times New Roman"/>
-        </w:rPr>
-        <w:t>(ii)</w:t>
-      </w:r>
-      <w:r>
-        <w:rPr>
-          <w:b w:val="0"/>
-          <w:i w:val="0"/>
-          <w:u w:val="none"/>
-          <w:rFonts w:ascii="Times New Roman" w:hAnsi="Times New Roman" w:cs="Times New Roman"/>
-        </w:rPr>
-        <w:tab/>
-        <w:t>A MoU with an owned/leased RMC plant must be submitted, along with a self-declaration on ₹100 non-judicial stamp paper, proof of ownership/lease of the RMC plant as per the given proforma, and the QCI certificate.</w:t>
-      </w:r>
-    </w:p>
-    <w:p>
-      <w:pPr>
-        <w:tabs>
-          <w:tab w:pos="1296" w:val="left"/>
-        </w:tabs>
-        <w:spacing w:before="0" w:after="20" w:line="240" w:lineRule="auto"/>
-        <w:ind w:left="1296" w:hanging="576"/>
-        <w:jc w:val="both"/>
-      </w:pPr>
-      <w:r>
-        <w:rPr>
-          <w:b w:val="0"/>
-          <w:i w:val="0"/>
-          <w:u w:val="none"/>
-          <w:rFonts w:ascii="Times New Roman" w:hAnsi="Times New Roman" w:cs="Times New Roman"/>
-        </w:rPr>
-        <w:t>(iii)</w:t>
-      </w:r>
-      <w:r>
-        <w:rPr>
-          <w:b w:val="0"/>
-          <w:i w:val="0"/>
-          <w:u w:val="none"/>
-          <w:rFonts w:ascii="Times New Roman" w:hAnsi="Times New Roman" w:cs="Times New Roman"/>
-        </w:rPr>
-        <w:tab/>
-        <w:t>Programme for completion of the work within 3 (Three) Months.</w:t>
-      </w:r>
-    </w:p>
-    <w:p>
-      <w:pPr>
-        <w:tabs>
-          <w:tab w:pos="1296" w:val="left"/>
-        </w:tabs>
-        <w:spacing w:before="0" w:after="20" w:line="240" w:lineRule="auto"/>
-        <w:ind w:left="1296" w:hanging="576"/>
-        <w:jc w:val="both"/>
-      </w:pPr>
-      <w:r>
-        <w:rPr>
-          <w:b w:val="0"/>
-          <w:i w:val="0"/>
-          <w:u w:val="none"/>
-          <w:rFonts w:ascii="Times New Roman" w:hAnsi="Times New Roman" w:cs="Times New Roman"/>
-        </w:rPr>
-        <w:t>(iv)</w:t>
-      </w:r>
-      <w:r>
-        <w:rPr>
-          <w:b w:val="0"/>
-          <w:i w:val="0"/>
-          <w:u w:val="none"/>
-          <w:rFonts w:ascii="Times New Roman" w:hAnsi="Times New Roman" w:cs="Times New Roman"/>
-        </w:rPr>
-        <w:tab/>
-        <w:t>The work shall be commenced and completed within the agreement period.</w:t>
-      </w:r>
-    </w:p>
+    <w:tbl>
+      <w:tblPr>
+        <w:tblW w:type="auto" w:w="0"/>
+        <w:tblLayout w:type="fixed"/>
+        <w:tblLook w:firstColumn="1" w:firstRow="1" w:lastColumn="0" w:lastRow="0" w:noHBand="0" w:noVBand="1" w:val="04A0"/>
+        <w:tblBorders>
+          <w:top w:val="none" w:sz="0" w:space="0" w:color="auto"/>
+          <w:left w:val="none" w:sz="0" w:space="0" w:color="auto"/>
+          <w:bottom w:val="none" w:sz="0" w:space="0" w:color="auto"/>
+          <w:right w:val="none" w:sz="0" w:space="0" w:color="auto"/>
+          <w:insideH w:val="none" w:sz="0" w:space="0" w:color="auto"/>
+          <w:insideV w:val="none" w:sz="0" w:space="0" w:color="auto"/>
+        </w:tblBorders>
+        <w:tblCellMar>
+          <w:top w:w="0" w:type="dxa"/>
+          <w:left w:w="0" w:type="dxa"/>
+          <w:bottom w:w="0" w:type="dxa"/>
+          <w:right w:w="0" w:type="dxa"/>
+        </w:tblCellMar>
+      </w:tblPr>
+      <w:tblGrid>
+        <w:gridCol w:w="720"/>
+        <w:gridCol w:w="9072"/>
+      </w:tblGrid>
+      <w:tr>
+        <w:tc>
+          <w:tcPr>
+            <w:tcW w:type="dxa" w:w="720"/>
+          </w:tcPr>
+          <w:p>
+            <w:pPr>
+              <w:spacing w:after="0" w:before="0"/>
+            </w:pPr>
+            <w:r>
+              <w:rPr>
+                <w:rFonts w:ascii="Times New Roman" w:hAnsi="Times New Roman"/>
+                <w:b w:val="0"/>
+                <w:sz w:val="22"/>
+              </w:rPr>
+              <w:t>(i)</w:t>
+            </w:r>
+          </w:p>
+        </w:tc>
+        <w:tc>
+          <w:tcPr>
+            <w:tcW w:type="dxa" w:w="9072"/>
+          </w:tcPr>
+          <w:p>
+            <w:pPr>
+              <w:spacing w:after="0" w:before="0"/>
+            </w:pPr>
+            <w:r>
+              <w:rPr>
+                <w:rFonts w:ascii="Times New Roman" w:hAnsi="Times New Roman"/>
+                <w:b w:val="0"/>
+                <w:sz w:val="22"/>
+              </w:rPr>
+              <w:t>e-Corpus Fund for Rs.{{E-Corpus}}/- in favour of Managing Director, TSTS, Hyd online payment receipt should submit at the time of entering the Agreement. Non-Judicial stamp paper worth of Rs.100/- and produce the original certificates of the uploaded documents for verification.</w:t>
+            </w:r>
+          </w:p>
+        </w:tc>
+      </w:tr>
+      <w:tr>
+        <w:tc>
+          <w:tcPr>
+            <w:tcW w:type="dxa" w:w="720"/>
+          </w:tcPr>
+          <w:p>
+            <w:pPr>
+              <w:spacing w:after="0" w:before="0"/>
+            </w:pPr>
+            <w:r>
+              <w:rPr>
+                <w:rFonts w:ascii="Times New Roman" w:hAnsi="Times New Roman"/>
+                <w:b w:val="0"/>
+                <w:sz w:val="22"/>
+              </w:rPr>
+              <w:t>(ii)</w:t>
+            </w:r>
+          </w:p>
+        </w:tc>
+        <w:tc>
+          <w:tcPr>
+            <w:tcW w:type="dxa" w:w="9072"/>
+          </w:tcPr>
+          <w:p>
+            <w:pPr>
+              <w:spacing w:after="0" w:before="0"/>
+            </w:pPr>
+            <w:r>
+              <w:rPr>
+                <w:rFonts w:ascii="Times New Roman" w:hAnsi="Times New Roman"/>
+                <w:b w:val="0"/>
+                <w:sz w:val="22"/>
+              </w:rPr>
+              <w:t>A MoU with an owned/leased RMC plant must be submitted, along with a self-declaration on ₹100 non-judicial stamp paper, proof of ownership/lease of the RMC plant as per the given proforma, and the QCI certificate.</w:t>
+            </w:r>
+          </w:p>
+        </w:tc>
+      </w:tr>
+      <w:tr>
+        <w:tc>
+          <w:tcPr>
+            <w:tcW w:type="dxa" w:w="720"/>
+          </w:tcPr>
+          <w:p>
+            <w:pPr>
+              <w:spacing w:after="0" w:before="0"/>
+            </w:pPr>
+            <w:r>
+              <w:rPr>
+                <w:rFonts w:ascii="Times New Roman" w:hAnsi="Times New Roman"/>
+                <w:b w:val="0"/>
+                <w:sz w:val="22"/>
+              </w:rPr>
+              <w:t>(iii)</w:t>
+            </w:r>
+          </w:p>
+        </w:tc>
+        <w:tc>
+          <w:tcPr>
+            <w:tcW w:type="dxa" w:w="9072"/>
+          </w:tcPr>
+          <w:p>
+            <w:pPr>
+              <w:spacing w:after="0" w:before="0"/>
+            </w:pPr>
+            <w:r>
+              <w:rPr>
+                <w:rFonts w:ascii="Times New Roman" w:hAnsi="Times New Roman"/>
+                <w:b w:val="0"/>
+                <w:sz w:val="22"/>
+              </w:rPr>
+              <w:t>Programme for completion of the work within 3 (Three) Months.</w:t>
+            </w:r>
+          </w:p>
+        </w:tc>
+      </w:tr>
+      <w:tr>
+        <w:tc>
+          <w:tcPr>
+            <w:tcW w:type="dxa" w:w="720"/>
+          </w:tcPr>
+          <w:p>
+            <w:pPr>
+              <w:spacing w:after="0" w:before="0"/>
+            </w:pPr>
+            <w:r>
+              <w:rPr>
+                <w:rFonts w:ascii="Times New Roman" w:hAnsi="Times New Roman"/>
+                <w:b w:val="0"/>
+                <w:sz w:val="22"/>
+              </w:rPr>
+              <w:t>(iv)</w:t>
+            </w:r>
+          </w:p>
+        </w:tc>
+        <w:tc>
+          <w:tcPr>
+            <w:tcW w:type="dxa" w:w="9072"/>
+          </w:tcPr>
+          <w:p>
+            <w:pPr>
+              <w:spacing w:after="0" w:before="0"/>
+            </w:pPr>
+            <w:r>
+              <w:rPr>
+                <w:rFonts w:ascii="Times New Roman" w:hAnsi="Times New Roman"/>
+                <w:b w:val="0"/>
+                <w:sz w:val="22"/>
+              </w:rPr>
+              <w:t>The work shall be commenced and completed within the agreement period.</w:t>
+            </w:r>
+          </w:p>
+        </w:tc>
+      </w:tr>
+    </w:tbl>
     <w:p>
       <w:pPr>
         <w:spacing w:before="20" w:after="60" w:line="240" w:lineRule="auto"/>
@@ -712,104 +1033,245 @@
         <w:t>Copy to:</w:t>
       </w:r>
     </w:p>
-    <w:p>
-      <w:pPr>
-        <w:tabs>
-          <w:tab w:pos="792" w:val="left"/>
-        </w:tabs>
-        <w:spacing w:before="0" w:after="20" w:line="240" w:lineRule="auto"/>
-        <w:ind w:left="792" w:hanging="432"/>
-      </w:pPr>
-      <w:r>
-        <w:rPr>
-          <w:b w:val="0"/>
-          <w:i w:val="0"/>
-          <w:u w:val="none"/>
-          <w:rFonts w:ascii="Times New Roman" w:hAnsi="Times New Roman" w:cs="Times New Roman"/>
-        </w:rPr>
-        <w:t>1)</w:t>
-        <w:tab/>
-        <w:t>The Deputy Commissioner, {{Circle Line}}, {{Zone Abbr}}, CMC.</w:t>
-      </w:r>
-    </w:p>
-    <w:p>
-      <w:pPr>
-        <w:tabs>
-          <w:tab w:pos="792" w:val="left"/>
-        </w:tabs>
-        <w:spacing w:before="0" w:after="0" w:line="240" w:lineRule="auto"/>
-        <w:ind w:left="792" w:hanging="432"/>
-      </w:pPr>
-      <w:r>
-        <w:rPr>
-          <w:b w:val="0"/>
-          <w:i w:val="0"/>
-          <w:u w:val="none"/>
-          <w:rFonts w:ascii="Times New Roman" w:hAnsi="Times New Roman" w:cs="Times New Roman"/>
-        </w:rPr>
-        <w:t>2)</w:t>
-        <w:tab/>
-        <w:t>The Executive Engineer, {{Circle Line}}, CMC to take necessary action on the following:</w:t>
-      </w:r>
-    </w:p>
-    <w:p>
-      <w:pPr>
-        <w:tabs>
-          <w:tab w:pos="1584" w:val="left"/>
-        </w:tabs>
-        <w:spacing w:before="0" w:after="20" w:line="240" w:lineRule="auto"/>
-        <w:ind w:left="1584" w:hanging="504"/>
-      </w:pPr>
-      <w:r>
-        <w:rPr>
-          <w:b w:val="0"/>
-          <w:i w:val="0"/>
-          <w:u w:val="none"/>
-          <w:rFonts w:ascii="Times New Roman" w:hAnsi="Times New Roman" w:cs="Times New Roman"/>
-        </w:rPr>
-        <w:t>i.</w:t>
-      </w:r>
-      <w:r>
-        <w:rPr>
-          <w:b w:val="0"/>
-          <w:i w:val="0"/>
-          <w:u w:val="none"/>
-          <w:rFonts w:ascii="Times New Roman" w:hAnsi="Times New Roman" w:cs="Times New Roman"/>
-        </w:rPr>
-        <w:tab/>
-        <w:t>Shall ensure that the taxes to be deducted are carefully recovered from the bidder.</w:t>
-      </w:r>
-    </w:p>
-    <w:p>
-      <w:pPr>
-        <w:tabs>
-          <w:tab w:pos="1584" w:val="left"/>
-        </w:tabs>
-        <w:spacing w:before="0" w:after="20" w:line="240" w:lineRule="auto"/>
-        <w:ind w:left="1584" w:hanging="504"/>
-      </w:pPr>
-      <w:r>
-        <w:rPr>
-          <w:b w:val="0"/>
-          <w:i w:val="0"/>
-          <w:u w:val="none"/>
-          <w:rFonts w:ascii="Times New Roman" w:hAnsi="Times New Roman" w:cs="Times New Roman"/>
-        </w:rPr>
-        <w:t>ii.</w:t>
-      </w:r>
-      <w:r>
-        <w:rPr>
-          <w:b w:val="0"/>
-          <w:i w:val="0"/>
-          <w:u w:val="none"/>
-          <w:rFonts w:ascii="Times New Roman" w:hAnsi="Times New Roman" w:cs="Times New Roman"/>
-        </w:rPr>
-        <w:tab/>
-        <w:t>As per the instructions of the Commissioner, CMC get the periodical inspection with QCC Wing to ensure the quality of the work.</w:t>
-      </w:r>
-    </w:p>
+    <w:tbl>
+      <w:tblPr>
+        <w:tblW w:type="auto" w:w="0"/>
+        <w:tblLayout w:type="fixed"/>
+        <w:tblLook w:firstColumn="1" w:firstRow="1" w:lastColumn="0" w:lastRow="0" w:noHBand="0" w:noVBand="1" w:val="04A0"/>
+        <w:tblBorders>
+          <w:top w:val="none" w:sz="0" w:space="0" w:color="auto"/>
+          <w:left w:val="none" w:sz="0" w:space="0" w:color="auto"/>
+          <w:bottom w:val="none" w:sz="0" w:space="0" w:color="auto"/>
+          <w:right w:val="none" w:sz="0" w:space="0" w:color="auto"/>
+          <w:insideH w:val="none" w:sz="0" w:space="0" w:color="auto"/>
+          <w:insideV w:val="none" w:sz="0" w:space="0" w:color="auto"/>
+        </w:tblBorders>
+        <w:tblCellMar>
+          <w:top w:w="0" w:type="dxa"/>
+          <w:left w:w="0" w:type="dxa"/>
+          <w:bottom w:w="0" w:type="dxa"/>
+          <w:right w:w="0" w:type="dxa"/>
+        </w:tblCellMar>
+      </w:tblPr>
+      <w:tblGrid>
+        <w:gridCol w:w="648"/>
+        <w:gridCol w:w="9144"/>
+      </w:tblGrid>
+      <w:tr>
+        <w:tc>
+          <w:tcPr>
+            <w:tcW w:type="dxa" w:w="648"/>
+          </w:tcPr>
+          <w:p>
+            <w:pPr>
+              <w:spacing w:after="0" w:before="0"/>
+            </w:pPr>
+            <w:r>
+              <w:rPr>
+                <w:rFonts w:ascii="Times New Roman" w:hAnsi="Times New Roman"/>
+                <w:b w:val="0"/>
+                <w:sz w:val="22"/>
+              </w:rPr>
+              <w:t>1)</w:t>
+            </w:r>
+          </w:p>
+        </w:tc>
+        <w:tc>
+          <w:tcPr>
+            <w:tcW w:type="dxa" w:w="9144"/>
+          </w:tcPr>
+          <w:p>
+            <w:pPr>
+              <w:spacing w:after="0" w:before="0"/>
+            </w:pPr>
+            <w:r>
+              <w:rPr>
+                <w:rFonts w:ascii="Times New Roman" w:hAnsi="Times New Roman"/>
+                <w:b w:val="0"/>
+                <w:sz w:val="22"/>
+              </w:rPr>
+              <w:t>The Deputy Commissioner, {{Circle Line}}, {{Zone Abbr}}, CMC.</w:t>
+            </w:r>
+          </w:p>
+        </w:tc>
+      </w:tr>
+      <w:tr>
+        <w:tc>
+          <w:tcPr>
+            <w:tcW w:type="dxa" w:w="648"/>
+          </w:tcPr>
+          <w:p>
+            <w:pPr>
+              <w:spacing w:after="0" w:before="0"/>
+            </w:pPr>
+            <w:r>
+              <w:rPr>
+                <w:rFonts w:ascii="Times New Roman" w:hAnsi="Times New Roman"/>
+                <w:b w:val="0"/>
+                <w:sz w:val="22"/>
+              </w:rPr>
+              <w:t>2)</w:t>
+            </w:r>
+          </w:p>
+        </w:tc>
+        <w:tc>
+          <w:tcPr>
+            <w:tcW w:type="dxa" w:w="9144"/>
+          </w:tcPr>
+          <w:p>
+            <w:pPr>
+              <w:spacing w:after="0" w:before="0"/>
+            </w:pPr>
+            <w:r>
+              <w:rPr>
+                <w:rFonts w:ascii="Times New Roman" w:hAnsi="Times New Roman"/>
+                <w:b w:val="0"/>
+                <w:sz w:val="22"/>
+              </w:rPr>
+              <w:t>The Executive Engineer, {{Circle Line}}, CMC to take necessary action on the following:</w:t>
+            </w:r>
+          </w:p>
+        </w:tc>
+      </w:tr>
+    </w:tbl>
+    <w:tbl>
+      <w:tblPr>
+        <w:tblW w:type="auto" w:w="0"/>
+        <w:tblLayout w:type="fixed"/>
+        <w:tblLook w:firstColumn="1" w:firstRow="1" w:lastColumn="0" w:lastRow="0" w:noHBand="0" w:noVBand="1" w:val="04A0"/>
+        <w:tblBorders>
+          <w:top w:val="none" w:sz="0" w:space="0" w:color="auto"/>
+          <w:left w:val="none" w:sz="0" w:space="0" w:color="auto"/>
+          <w:bottom w:val="none" w:sz="0" w:space="0" w:color="auto"/>
+          <w:right w:val="none" w:sz="0" w:space="0" w:color="auto"/>
+          <w:insideH w:val="none" w:sz="0" w:space="0" w:color="auto"/>
+          <w:insideV w:val="none" w:sz="0" w:space="0" w:color="auto"/>
+        </w:tblBorders>
+        <w:tblCellMar>
+          <w:top w:w="0" w:type="dxa"/>
+          <w:left w:w="0" w:type="dxa"/>
+          <w:bottom w:w="0" w:type="dxa"/>
+          <w:right w:w="0" w:type="dxa"/>
+        </w:tblCellMar>
+      </w:tblPr>
+      <w:tblGrid>
+        <w:gridCol w:w="1296"/>
+        <w:gridCol w:w="576"/>
+        <w:gridCol w:w="7920"/>
+      </w:tblGrid>
+      <w:tr>
+        <w:tc>
+          <w:tcPr>
+            <w:tcW w:type="dxa" w:w="1296"/>
+          </w:tcPr>
+          <w:p>
+            <w:pPr>
+              <w:spacing w:after="0" w:before="0"/>
+            </w:pPr>
+            <w:r>
+              <w:rPr>
+                <w:rFonts w:ascii="Times New Roman" w:hAnsi="Times New Roman"/>
+                <w:b w:val="0"/>
+                <w:sz w:val="22"/>
+              </w:rPr>
+            </w:r>
+          </w:p>
+        </w:tc>
+        <w:tc>
+          <w:tcPr>
+            <w:tcW w:type="dxa" w:w="576"/>
+          </w:tcPr>
+          <w:p>
+            <w:pPr>
+              <w:spacing w:after="0" w:before="0"/>
+            </w:pPr>
+            <w:r>
+              <w:rPr>
+                <w:rFonts w:ascii="Times New Roman" w:hAnsi="Times New Roman"/>
+                <w:b w:val="0"/>
+                <w:sz w:val="22"/>
+              </w:rPr>
+              <w:t>i.</w:t>
+            </w:r>
+          </w:p>
+        </w:tc>
+        <w:tc>
+          <w:tcPr>
+            <w:tcW w:type="dxa" w:w="7920"/>
+          </w:tcPr>
+          <w:p>
+            <w:pPr>
+              <w:spacing w:after="0" w:before="0"/>
+            </w:pPr>
+            <w:r>
+              <w:rPr>
+                <w:rFonts w:ascii="Times New Roman" w:hAnsi="Times New Roman"/>
+                <w:b w:val="0"/>
+                <w:sz w:val="22"/>
+              </w:rPr>
+              <w:t>Shall ensure that the taxes to be deducted are carefully recovered from the bidder.</w:t>
+            </w:r>
+          </w:p>
+        </w:tc>
+      </w:tr>
+      <w:tr>
+        <w:tc>
+          <w:tcPr>
+            <w:tcW w:type="dxa" w:w="1296"/>
+          </w:tcPr>
+          <w:p>
+            <w:pPr>
+              <w:spacing w:after="0" w:before="0"/>
+            </w:pPr>
+            <w:r>
+              <w:rPr>
+                <w:rFonts w:ascii="Times New Roman" w:hAnsi="Times New Roman"/>
+                <w:b w:val="0"/>
+                <w:sz w:val="22"/>
+              </w:rPr>
+            </w:r>
+          </w:p>
+        </w:tc>
+        <w:tc>
+          <w:tcPr>
+            <w:tcW w:type="dxa" w:w="576"/>
+          </w:tcPr>
+          <w:p>
+            <w:pPr>
+              <w:spacing w:after="0" w:before="0"/>
+            </w:pPr>
+            <w:r>
+              <w:rPr>
+                <w:rFonts w:ascii="Times New Roman" w:hAnsi="Times New Roman"/>
+                <w:b w:val="0"/>
+                <w:sz w:val="22"/>
+              </w:rPr>
+              <w:t>ii.</w:t>
+            </w:r>
+          </w:p>
+        </w:tc>
+        <w:tc>
+          <w:tcPr>
+            <w:tcW w:type="dxa" w:w="7920"/>
+          </w:tcPr>
+          <w:p>
+            <w:pPr>
+              <w:spacing w:after="0" w:before="0"/>
+            </w:pPr>
+            <w:r>
+              <w:rPr>
+                <w:rFonts w:ascii="Times New Roman" w:hAnsi="Times New Roman"/>
+                <w:b w:val="0"/>
+                <w:sz w:val="22"/>
+              </w:rPr>
+              <w:t>As per the instructions of the Commissioner, CMC get the periodical inspection with QCC Wing to ensure the quality of the work.</w:t>
+            </w:r>
+          </w:p>
+        </w:tc>
+      </w:tr>
+    </w:tbl>
     <w:sectPr>
-      <w:pgSz w:w="12240" w:h="15840"/>
+      <w:pgSz w:w="12240" w:h="20160"/>
       <w:pgMar w:top="648" w:right="1224" w:bottom="648" w:left="1224" w:header="720" w:footer="720" w:gutter="0"/>
       <w:cols w:space="720"/>
       <w:docGrid w:linePitch="360"/>

--- a/resources/loa-se-reserved-template.docx
+++ b/resources/loa-se-reserved-template.docx
@@ -977,6 +977,34 @@
     </w:p>
     <w:p>
       <w:pPr>
+        <w:spacing w:before="0" w:after="60" w:line="240" w:lineRule="auto"/>
+      </w:pPr>
+      <w:r>
+        <w:rPr>
+          <w:b w:val="0"/>
+          <w:i w:val="0"/>
+          <w:u w:val="none"/>
+          <w:rFonts w:ascii="Times New Roman" w:hAnsi="Times New Roman" w:cs="Times New Roman"/>
+        </w:rPr>
+        <w:t xml:space="preserve"/>
+      </w:r>
+    </w:p>
+    <w:p>
+      <w:pPr>
+        <w:spacing w:before="0" w:after="60" w:line="240" w:lineRule="auto"/>
+      </w:pPr>
+      <w:r>
+        <w:rPr>
+          <w:b w:val="0"/>
+          <w:i w:val="0"/>
+          <w:u w:val="none"/>
+          <w:rFonts w:ascii="Times New Roman" w:hAnsi="Times New Roman" w:cs="Times New Roman"/>
+        </w:rPr>
+        <w:t xml:space="preserve"/>
+      </w:r>
+    </w:p>
+    <w:p>
+      <w:pPr>
         <w:spacing w:before="20" w:after="0" w:line="240" w:lineRule="auto"/>
         <w:jc w:val="right"/>
       </w:pPr>

--- a/resources/loa-se-reserved-template.docx
+++ b/resources/loa-se-reserved-template.docx
@@ -1044,20 +1044,6 @@
           <w:u w:val="none"/>
           <w:rFonts w:ascii="Times New Roman" w:hAnsi="Times New Roman" w:cs="Times New Roman"/>
         </w:rPr>
-        <w:t>Copy Submitted to the Chief Engineer, CMC for favor of information please.</w:t>
-      </w:r>
-    </w:p>
-    <w:p>
-      <w:pPr>
-        <w:spacing w:before="0" w:after="0" w:line="240" w:lineRule="auto"/>
-      </w:pPr>
-      <w:r>
-        <w:rPr>
-          <w:b w:val="0"/>
-          <w:i w:val="0"/>
-          <w:u w:val="none"/>
-          <w:rFonts w:ascii="Times New Roman" w:hAnsi="Times New Roman" w:cs="Times New Roman"/>
-        </w:rPr>
         <w:t>Copy to:</w:t>
       </w:r>
     </w:p>

--- a/resources/loa-se-reserved-template.docx
+++ b/resources/loa-se-reserved-template.docx
@@ -15,7 +15,7 @@
           <w:u w:val="none"/>
           <w:rFonts w:ascii="Times New Roman" w:hAnsi="Times New Roman" w:cs="Times New Roman"/>
         </w:rPr>
-        <w:t>CYBERABAD MUNICIPAL CORPORATION</w:t>
+        <w:t>{{Corp Full Caps}}</w:t>
       </w:r>
     </w:p>
     <w:p>
@@ -47,7 +47,7 @@
           <w:u w:val="none"/>
           <w:rFonts w:ascii="Times New Roman" w:hAnsi="Times New Roman" w:cs="Times New Roman"/>
         </w:rPr>
-        <w:t>{{Zone}} Zone, CMC, Hyderabad.</w:t>
+        <w:t>{{Zone}} Zone, {{Corporation}}, Hyderabad.</w:t>
       </w:r>
     </w:p>
     <w:p>
@@ -168,7 +168,7 @@
                 <w:b/>
                 <w:sz w:val="22"/>
               </w:rPr>
-              <w:t>LOA  Letter No.    {{Item No}}/SE/{{Zone Abbr}}/CMC/{{Financial year}}</w:t>
+              <w:t>LOA  Letter No.    {{Item No}}/SE/{{Zone Abbr}}/{{Corporation}}/{{Financial year}}</w:t>
             </w:r>
           </w:p>
         </w:tc>
@@ -264,7 +264,7 @@
                 <w:b w:val="0"/>
                 <w:sz w:val="22"/>
               </w:rPr>
-              <w:t>CMC – SE-(M) – {{Zone Abbr}} – “{{Name of the work}}” {{Reserved Tag}}- Intimation Letter issued – Reg.</w:t>
+              <w:t>{{Corporation}} – SE-(M) – {{Zone Abbr}} – “{{Name of the work}}” {{Reserved Tag}}- Intimation Letter issued – Reg.</w:t>
             </w:r>
           </w:p>
         </w:tc>
@@ -1030,7 +1030,7 @@
           <w:u w:val="none"/>
           <w:rFonts w:ascii="Times New Roman" w:hAnsi="Times New Roman" w:cs="Times New Roman"/>
         </w:rPr>
-        <w:t>{{Zone}} Zone, CMC.</w:t>
+        <w:t>{{Zone}} Zone, {{Corporation}}.</w:t>
       </w:r>
     </w:p>
     <w:p>
@@ -1104,7 +1104,7 @@
                 <w:b w:val="0"/>
                 <w:sz w:val="22"/>
               </w:rPr>
-              <w:t>The Deputy Commissioner, {{Circle Line}}, {{Zone Abbr}}, CMC.</w:t>
+              <w:t>The Deputy Commissioner, {{Circle Line}}, {{Zone Abbr}}, {{Corporation}}.</w:t>
             </w:r>
           </w:p>
         </w:tc>
@@ -1142,7 +1142,7 @@
                 <w:b w:val="0"/>
                 <w:sz w:val="22"/>
               </w:rPr>
-              <w:t>The Executive Engineer, {{Circle Line}}, CMC to take necessary action on the following:</w:t>
+              <w:t>The Executive Engineer, {{Circle Line}}, {{Corporation}} to take necessary action on the following:</w:t>
             </w:r>
           </w:p>
         </w:tc>
@@ -1278,7 +1278,7 @@
                 <w:b w:val="0"/>
                 <w:sz w:val="22"/>
               </w:rPr>
-              <w:t>As per the instructions of the Commissioner, CMC get the periodical inspection with QCC Wing to ensure the quality of the work.</w:t>
+              <w:t>As per the instructions of the Commissioner, {{Corporation}} get the periodical inspection with QCC Wing to ensure the quality of the work.</w:t>
             </w:r>
           </w:p>
         </w:tc>
